--- a/MapStitcher_UserGuide_EN.docx
+++ b/MapStitcher_UserGuide_EN.docx
@@ -2604,7 +2604,7 @@
                 <w:sz w:val="20"/>
                 <w:szCs w:val="20"/>
               </w:rPr>
-              <w:t xml:space="preserve">Switch to export rectangle selection mode.</w:t>
+              <w:t xml:space="preserve">Switch to 4-click export mode (priority band + total rectangle).</w:t>
             </w:r>
           </w:p>
         </w:tc>
@@ -3333,7 +3333,7 @@
           <w:sz w:val="22"/>
           <w:szCs w:val="22"/>
         </w:rPr>
-        <w:t xml:space="preserve">From Edit mode, press E. A yellow banner appears at the top of the screen with instructions.</w:t>
+        <w:t xml:space="preserve">From Edit mode, press E. A coloured banner at the top of the screen guides you step by step through the 4 selection clicks. Zoom, pan (right-click drag), and the scroll wheel remain fully active throughout the export process.</w:t>
       </w:r>
     </w:p>
     <w:p>
@@ -3350,7 +3350,7 @@
           <w:sz w:val="28"/>
           <w:szCs w:val="28"/>
         </w:rPr>
-        <w:t xml:space="preserve">6.2 Defining the export rectangle</w:t>
+        <w:t xml:space="preserve">6.2 The 4-click export</w:t>
       </w:r>
     </w:p>
     <w:p>
@@ -3473,7 +3473,7 @@
           <w:sz w:val="22"/>
           <w:szCs w:val="22"/>
         </w:rPr>
-        <w:t xml:space="preserve">Press Escape to cancel Export mode and return to editing without saving.</w:t>
+        <w:t xml:space="preserve">At any step, Escape cancels Export mode and resets all points. In confirmation mode (green banner), Escape restarts the 4-click selection from the beginning.</w:t>
       </w:r>
     </w:p>
     <w:p>
@@ -3547,7 +3547,8 @@
                 <w:sz w:val="22"/>
                 <w:szCs w:val="22"/>
               </w:rPr>
-              <w:t xml:space="preserve">merged_YYYYMMDD_HHMMSS.png</w:t>
+              <w:t xml:space="preserve">merged_YYYYMMDD_HHMMSS.png      ← full map (total export rectangle)
+merged_YYYYMMDD_HHMMSS_band.png ← priority band only</w:t>
             </w:r>
           </w:p>
         </w:tc>
@@ -3563,7 +3564,7 @@
           <w:sz w:val="22"/>
           <w:szCs w:val="22"/>
         </w:rPr>
-        <w:t xml:space="preserve">Example: merged_20260423_143052.png</w:t>
+        <w:t xml:space="preserve">Example: merged_20260423_143052.png  and  merged_20260423_143052_band.png</w:t>
       </w:r>
     </w:p>
     <w:p>
@@ -4639,7 +4640,7 @@
                 <w:sz w:val="20"/>
                 <w:szCs w:val="20"/>
               </w:rPr>
-              <w:t xml:space="preserve">Cancel export mode, return to editing.</w:t>
+              <w:t xml:space="preserve">Cancel export mode / restart the 4-point selection.</w:t>
             </w:r>
           </w:p>
         </w:tc>
